--- a/output/第10期計画_構成町の意見への回答と工程の前倒し案.docx
+++ b/output/第10期計画_構成町の意見への回答と工程の前倒し案.docx
@@ -113,13 +113,13 @@
         <w:tblStyle w:val="TableGrid"/>
         <w:tblW w:type="auto" w:w="0"/>
         <w:tblLayout w:type="fixed"/>
-        <w:tblLook w:firstColumn="1" w:firstRow="1" w:lastColumn="0" w:lastRow="0" w:noHBand="0" w:noVBand="1" w:val="04A0"/>
         <w:tblCellMar>
           <w:top w:w="34" w:type="dxa"/>
           <w:left w:w="68" w:type="dxa"/>
           <w:bottom w:w="34" w:type="dxa"/>
           <w:right w:w="68" w:type="dxa"/>
         </w:tblCellMar>
+        <w:tblLook w:firstColumn="1" w:firstRow="1" w:lastColumn="0" w:lastRow="0" w:noHBand="0" w:noVBand="1" w:val="04A0"/>
       </w:tblPr>
       <w:tblGrid>
         <w:gridCol w:w="2438"/>
@@ -134,8 +134,8 @@
         <w:tc>
           <w:tcPr>
             <w:tcW w:type="dxa" w:w="2608"/>
+            <w:shd w:val="clear" w:color="auto" w:fill="1F3864"/>
             <w:vAlign w:val="center"/>
-            <w:shd w:val="clear" w:color="auto" w:fill="1F3864"/>
           </w:tcPr>
           <w:p>
             <w:pPr>
@@ -156,8 +156,8 @@
         <w:tc>
           <w:tcPr>
             <w:tcW w:type="dxa" w:w="3402"/>
+            <w:shd w:val="clear" w:color="auto" w:fill="1F3864"/>
             <w:vAlign w:val="center"/>
-            <w:shd w:val="clear" w:color="auto" w:fill="1F3864"/>
           </w:tcPr>
           <w:p>
             <w:pPr>
@@ -178,8 +178,8 @@
         <w:tc>
           <w:tcPr>
             <w:tcW w:type="dxa" w:w="1928"/>
+            <w:shd w:val="clear" w:color="auto" w:fill="1F3864"/>
             <w:vAlign w:val="center"/>
-            <w:shd w:val="clear" w:color="auto" w:fill="1F3864"/>
           </w:tcPr>
           <w:p>
             <w:pPr>
@@ -200,8 +200,8 @@
         <w:tc>
           <w:tcPr>
             <w:tcW w:type="dxa" w:w="1814"/>
+            <w:shd w:val="clear" w:color="auto" w:fill="1F3864"/>
             <w:vAlign w:val="center"/>
-            <w:shd w:val="clear" w:color="auto" w:fill="1F3864"/>
           </w:tcPr>
           <w:p>
             <w:pPr>
@@ -308,8 +308,8 @@
         <w:tc>
           <w:tcPr>
             <w:tcW w:type="dxa" w:w="2608"/>
+            <w:shd w:val="clear" w:color="auto" w:fill="F2F5FA"/>
             <w:vAlign w:val="center"/>
-            <w:shd w:val="clear" w:color="auto" w:fill="F2F5FA"/>
           </w:tcPr>
           <w:p>
             <w:pPr>
@@ -328,8 +328,8 @@
         <w:tc>
           <w:tcPr>
             <w:tcW w:type="dxa" w:w="3402"/>
+            <w:shd w:val="clear" w:color="auto" w:fill="F2F5FA"/>
             <w:vAlign w:val="center"/>
-            <w:shd w:val="clear" w:color="auto" w:fill="F2F5FA"/>
           </w:tcPr>
           <w:p>
             <w:pPr>
@@ -348,8 +348,8 @@
         <w:tc>
           <w:tcPr>
             <w:tcW w:type="dxa" w:w="1928"/>
+            <w:shd w:val="clear" w:color="auto" w:fill="F2F5FA"/>
             <w:vAlign w:val="center"/>
-            <w:shd w:val="clear" w:color="auto" w:fill="F2F5FA"/>
           </w:tcPr>
           <w:p>
             <w:pPr>
@@ -368,8 +368,8 @@
         <w:tc>
           <w:tcPr>
             <w:tcW w:type="dxa" w:w="1814"/>
+            <w:shd w:val="clear" w:color="auto" w:fill="F2F5FA"/>
             <w:vAlign w:val="center"/>
-            <w:shd w:val="clear" w:color="auto" w:fill="F2F5FA"/>
           </w:tcPr>
           <w:p>
             <w:pPr>
@@ -571,13 +571,13 @@
         <w:tblStyle w:val="TableGrid"/>
         <w:tblW w:type="auto" w:w="0"/>
         <w:tblLayout w:type="fixed"/>
-        <w:tblLook w:firstColumn="1" w:firstRow="1" w:lastColumn="0" w:lastRow="0" w:noHBand="0" w:noVBand="1" w:val="04A0"/>
         <w:tblCellMar>
           <w:top w:w="34" w:type="dxa"/>
           <w:left w:w="68" w:type="dxa"/>
           <w:bottom w:w="34" w:type="dxa"/>
           <w:right w:w="68" w:type="dxa"/>
         </w:tblCellMar>
+        <w:tblLook w:firstColumn="1" w:firstRow="1" w:lastColumn="0" w:lastRow="0" w:noHBand="0" w:noVBand="1" w:val="04A0"/>
       </w:tblPr>
       <w:tblGrid>
         <w:gridCol w:w="2438"/>
@@ -592,8 +592,8 @@
         <w:tc>
           <w:tcPr>
             <w:tcW w:type="dxa" w:w="3138"/>
+            <w:shd w:val="clear" w:color="auto" w:fill="1F3864"/>
             <w:vAlign w:val="center"/>
-            <w:shd w:val="clear" w:color="auto" w:fill="1F3864"/>
           </w:tcPr>
           <w:p>
             <w:pPr>
@@ -614,8 +614,8 @@
         <w:tc>
           <w:tcPr>
             <w:tcW w:type="dxa" w:w="1457"/>
+            <w:shd w:val="clear" w:color="auto" w:fill="1F3864"/>
             <w:vAlign w:val="center"/>
-            <w:shd w:val="clear" w:color="auto" w:fill="1F3864"/>
           </w:tcPr>
           <w:p>
             <w:pPr>
@@ -636,8 +636,8 @@
         <w:tc>
           <w:tcPr>
             <w:tcW w:type="dxa" w:w="4035"/>
+            <w:shd w:val="clear" w:color="auto" w:fill="1F3864"/>
             <w:vAlign w:val="center"/>
-            <w:shd w:val="clear" w:color="auto" w:fill="1F3864"/>
           </w:tcPr>
           <w:p>
             <w:pPr>
@@ -658,8 +658,8 @@
         <w:tc>
           <w:tcPr>
             <w:tcW w:type="dxa" w:w="1121"/>
+            <w:shd w:val="clear" w:color="auto" w:fill="1F3864"/>
             <w:vAlign w:val="center"/>
-            <w:shd w:val="clear" w:color="auto" w:fill="1F3864"/>
           </w:tcPr>
           <w:p>
             <w:pPr>
@@ -768,8 +768,8 @@
         <w:tc>
           <w:tcPr>
             <w:tcW w:type="dxa" w:w="3138"/>
+            <w:shd w:val="clear" w:color="auto" w:fill="F2F5FA"/>
             <w:vAlign w:val="center"/>
-            <w:shd w:val="clear" w:color="auto" w:fill="F2F5FA"/>
           </w:tcPr>
           <w:p>
             <w:pPr>
@@ -788,8 +788,8 @@
         <w:tc>
           <w:tcPr>
             <w:tcW w:type="dxa" w:w="1457"/>
+            <w:shd w:val="clear" w:color="auto" w:fill="F2F5FA"/>
             <w:vAlign w:val="center"/>
-            <w:shd w:val="clear" w:color="auto" w:fill="F2F5FA"/>
           </w:tcPr>
           <w:p>
             <w:pPr>
@@ -809,8 +809,8 @@
         <w:tc>
           <w:tcPr>
             <w:tcW w:type="dxa" w:w="4035"/>
+            <w:shd w:val="clear" w:color="auto" w:fill="F2F5FA"/>
             <w:vAlign w:val="center"/>
-            <w:shd w:val="clear" w:color="auto" w:fill="F2F5FA"/>
           </w:tcPr>
           <w:p>
             <w:pPr>
@@ -829,8 +829,8 @@
         <w:tc>
           <w:tcPr>
             <w:tcW w:type="dxa" w:w="1121"/>
+            <w:shd w:val="clear" w:color="auto" w:fill="F2F5FA"/>
             <w:vAlign w:val="center"/>
-            <w:shd w:val="clear" w:color="auto" w:fill="F2F5FA"/>
           </w:tcPr>
           <w:p>
             <w:pPr>
@@ -938,8 +938,8 @@
         <w:tc>
           <w:tcPr>
             <w:tcW w:type="dxa" w:w="3138"/>
+            <w:shd w:val="clear" w:color="auto" w:fill="F2F5FA"/>
             <w:vAlign w:val="center"/>
-            <w:shd w:val="clear" w:color="auto" w:fill="F2F5FA"/>
           </w:tcPr>
           <w:p>
             <w:pPr>
@@ -958,8 +958,8 @@
         <w:tc>
           <w:tcPr>
             <w:tcW w:type="dxa" w:w="1457"/>
+            <w:shd w:val="clear" w:color="auto" w:fill="F2F5FA"/>
             <w:vAlign w:val="center"/>
-            <w:shd w:val="clear" w:color="auto" w:fill="F2F5FA"/>
           </w:tcPr>
           <w:p>
             <w:pPr>
@@ -979,8 +979,8 @@
         <w:tc>
           <w:tcPr>
             <w:tcW w:type="dxa" w:w="4035"/>
+            <w:shd w:val="clear" w:color="auto" w:fill="F2F5FA"/>
             <w:vAlign w:val="center"/>
-            <w:shd w:val="clear" w:color="auto" w:fill="F2F5FA"/>
           </w:tcPr>
           <w:p>
             <w:pPr>
@@ -999,8 +999,8 @@
         <w:tc>
           <w:tcPr>
             <w:tcW w:type="dxa" w:w="1121"/>
+            <w:shd w:val="clear" w:color="auto" w:fill="F2F5FA"/>
             <w:vAlign w:val="center"/>
-            <w:shd w:val="clear" w:color="auto" w:fill="F2F5FA"/>
           </w:tcPr>
           <w:p>
             <w:pPr>
@@ -1108,8 +1108,8 @@
         <w:tc>
           <w:tcPr>
             <w:tcW w:type="dxa" w:w="3138"/>
+            <w:shd w:val="clear" w:color="auto" w:fill="F2F5FA"/>
             <w:vAlign w:val="center"/>
-            <w:shd w:val="clear" w:color="auto" w:fill="F2F5FA"/>
           </w:tcPr>
           <w:p>
             <w:pPr>
@@ -1128,8 +1128,8 @@
         <w:tc>
           <w:tcPr>
             <w:tcW w:type="dxa" w:w="1457"/>
+            <w:shd w:val="clear" w:color="auto" w:fill="F2F5FA"/>
             <w:vAlign w:val="center"/>
-            <w:shd w:val="clear" w:color="auto" w:fill="F2F5FA"/>
           </w:tcPr>
           <w:p>
             <w:pPr>
@@ -1149,8 +1149,8 @@
         <w:tc>
           <w:tcPr>
             <w:tcW w:type="dxa" w:w="4035"/>
+            <w:shd w:val="clear" w:color="auto" w:fill="F2F5FA"/>
             <w:vAlign w:val="center"/>
-            <w:shd w:val="clear" w:color="auto" w:fill="F2F5FA"/>
           </w:tcPr>
           <w:p>
             <w:pPr>
@@ -1169,8 +1169,8 @@
         <w:tc>
           <w:tcPr>
             <w:tcW w:type="dxa" w:w="1121"/>
+            <w:shd w:val="clear" w:color="auto" w:fill="F2F5FA"/>
             <w:vAlign w:val="center"/>
-            <w:shd w:val="clear" w:color="auto" w:fill="F2F5FA"/>
           </w:tcPr>
           <w:p>
             <w:pPr>
@@ -1278,8 +1278,8 @@
         <w:tc>
           <w:tcPr>
             <w:tcW w:type="dxa" w:w="3138"/>
+            <w:shd w:val="clear" w:color="auto" w:fill="F2F5FA"/>
             <w:vAlign w:val="center"/>
-            <w:shd w:val="clear" w:color="auto" w:fill="F2F5FA"/>
           </w:tcPr>
           <w:p>
             <w:pPr>
@@ -1298,8 +1298,8 @@
         <w:tc>
           <w:tcPr>
             <w:tcW w:type="dxa" w:w="1457"/>
+            <w:shd w:val="clear" w:color="auto" w:fill="F2F5FA"/>
             <w:vAlign w:val="center"/>
-            <w:shd w:val="clear" w:color="auto" w:fill="F2F5FA"/>
           </w:tcPr>
           <w:p>
             <w:pPr>
@@ -1319,8 +1319,8 @@
         <w:tc>
           <w:tcPr>
             <w:tcW w:type="dxa" w:w="4035"/>
+            <w:shd w:val="clear" w:color="auto" w:fill="F2F5FA"/>
             <w:vAlign w:val="center"/>
-            <w:shd w:val="clear" w:color="auto" w:fill="F2F5FA"/>
           </w:tcPr>
           <w:p>
             <w:pPr>
@@ -1339,8 +1339,8 @@
         <w:tc>
           <w:tcPr>
             <w:tcW w:type="dxa" w:w="1121"/>
+            <w:shd w:val="clear" w:color="auto" w:fill="F2F5FA"/>
             <w:vAlign w:val="center"/>
-            <w:shd w:val="clear" w:color="auto" w:fill="F2F5FA"/>
           </w:tcPr>
           <w:p>
             <w:pPr>
@@ -1559,13 +1559,13 @@
         <w:tblStyle w:val="TableGrid"/>
         <w:tblW w:type="auto" w:w="0"/>
         <w:tblLayout w:type="fixed"/>
-        <w:tblLook w:firstColumn="1" w:firstRow="1" w:lastColumn="0" w:lastRow="0" w:noHBand="0" w:noVBand="1" w:val="04A0"/>
         <w:tblCellMar>
           <w:top w:w="34" w:type="dxa"/>
           <w:left w:w="68" w:type="dxa"/>
           <w:bottom w:w="34" w:type="dxa"/>
           <w:right w:w="68" w:type="dxa"/>
         </w:tblCellMar>
+        <w:tblLook w:firstColumn="1" w:firstRow="1" w:lastColumn="0" w:lastRow="0" w:noHBand="0" w:noVBand="1" w:val="04A0"/>
       </w:tblPr>
       <w:tblGrid>
         <w:gridCol w:w="1625"/>
@@ -1582,8 +1582,8 @@
         <w:tc>
           <w:tcPr>
             <w:tcW w:type="dxa" w:w="1709"/>
+            <w:shd w:val="clear" w:color="auto" w:fill="1F3864"/>
             <w:vAlign w:val="center"/>
-            <w:shd w:val="clear" w:color="auto" w:fill="1F3864"/>
           </w:tcPr>
           <w:p>
             <w:pPr>
@@ -1604,8 +1604,8 @@
         <w:tc>
           <w:tcPr>
             <w:tcW w:type="dxa" w:w="1206"/>
+            <w:shd w:val="clear" w:color="auto" w:fill="1F3864"/>
             <w:vAlign w:val="center"/>
-            <w:shd w:val="clear" w:color="auto" w:fill="1F3864"/>
           </w:tcPr>
           <w:p>
             <w:pPr>
@@ -1626,8 +1626,8 @@
         <w:tc>
           <w:tcPr>
             <w:tcW w:type="dxa" w:w="1809"/>
+            <w:shd w:val="clear" w:color="auto" w:fill="1F3864"/>
             <w:vAlign w:val="center"/>
-            <w:shd w:val="clear" w:color="auto" w:fill="1F3864"/>
           </w:tcPr>
           <w:p>
             <w:pPr>
@@ -1648,8 +1648,8 @@
         <w:tc>
           <w:tcPr>
             <w:tcW w:type="dxa" w:w="704"/>
+            <w:shd w:val="clear" w:color="auto" w:fill="1F3864"/>
             <w:vAlign w:val="center"/>
-            <w:shd w:val="clear" w:color="auto" w:fill="1F3864"/>
           </w:tcPr>
           <w:p>
             <w:pPr>
@@ -1670,8 +1670,8 @@
         <w:tc>
           <w:tcPr>
             <w:tcW w:type="dxa" w:w="2714"/>
+            <w:shd w:val="clear" w:color="auto" w:fill="1F3864"/>
             <w:vAlign w:val="center"/>
-            <w:shd w:val="clear" w:color="auto" w:fill="1F3864"/>
           </w:tcPr>
           <w:p>
             <w:pPr>
@@ -1692,8 +1692,8 @@
         <w:tc>
           <w:tcPr>
             <w:tcW w:type="dxa" w:w="1608"/>
+            <w:shd w:val="clear" w:color="auto" w:fill="1F3864"/>
             <w:vAlign w:val="center"/>
-            <w:shd w:val="clear" w:color="auto" w:fill="1F3864"/>
           </w:tcPr>
           <w:p>
             <w:pPr>
@@ -1844,8 +1844,8 @@
         <w:tc>
           <w:tcPr>
             <w:tcW w:type="dxa" w:w="1709"/>
+            <w:shd w:val="clear" w:color="auto" w:fill="F2F5FA"/>
             <w:vAlign w:val="center"/>
-            <w:shd w:val="clear" w:color="auto" w:fill="F2F5FA"/>
           </w:tcPr>
           <w:p>
             <w:pPr>
@@ -1864,8 +1864,8 @@
         <w:tc>
           <w:tcPr>
             <w:tcW w:type="dxa" w:w="1206"/>
+            <w:shd w:val="clear" w:color="auto" w:fill="F2F5FA"/>
             <w:vAlign w:val="center"/>
-            <w:shd w:val="clear" w:color="auto" w:fill="F2F5FA"/>
           </w:tcPr>
           <w:p>
             <w:pPr>
@@ -1885,8 +1885,8 @@
         <w:tc>
           <w:tcPr>
             <w:tcW w:type="dxa" w:w="1809"/>
+            <w:shd w:val="clear" w:color="auto" w:fill="F2F5FA"/>
             <w:vAlign w:val="center"/>
-            <w:shd w:val="clear" w:color="auto" w:fill="F2F5FA"/>
           </w:tcPr>
           <w:p>
             <w:pPr>
@@ -1905,8 +1905,8 @@
         <w:tc>
           <w:tcPr>
             <w:tcW w:type="dxa" w:w="704"/>
+            <w:shd w:val="clear" w:color="auto" w:fill="F2F5FA"/>
             <w:vAlign w:val="center"/>
-            <w:shd w:val="clear" w:color="auto" w:fill="F2F5FA"/>
           </w:tcPr>
           <w:p>
             <w:pPr>
@@ -1926,8 +1926,8 @@
         <w:tc>
           <w:tcPr>
             <w:tcW w:type="dxa" w:w="2714"/>
+            <w:shd w:val="clear" w:color="auto" w:fill="F2F5FA"/>
             <w:vAlign w:val="center"/>
-            <w:shd w:val="clear" w:color="auto" w:fill="F2F5FA"/>
           </w:tcPr>
           <w:p>
             <w:pPr>
@@ -1946,8 +1946,8 @@
         <w:tc>
           <w:tcPr>
             <w:tcW w:type="dxa" w:w="1608"/>
+            <w:shd w:val="clear" w:color="auto" w:fill="F2F5FA"/>
             <w:vAlign w:val="center"/>
-            <w:shd w:val="clear" w:color="auto" w:fill="F2F5FA"/>
           </w:tcPr>
           <w:p>
             <w:pPr>
@@ -2234,13 +2234,13 @@
         <w:tblStyle w:val="TableGrid"/>
         <w:tblW w:type="auto" w:w="0"/>
         <w:tblLayout w:type="fixed"/>
-        <w:tblLook w:firstColumn="1" w:firstRow="1" w:lastColumn="0" w:lastRow="0" w:noHBand="0" w:noVBand="1" w:val="04A0"/>
         <w:tblCellMar>
           <w:top w:w="34" w:type="dxa"/>
           <w:left w:w="68" w:type="dxa"/>
           <w:bottom w:w="34" w:type="dxa"/>
           <w:right w:w="68" w:type="dxa"/>
         </w:tblCellMar>
+        <w:tblLook w:firstColumn="1" w:firstRow="1" w:lastColumn="0" w:lastRow="0" w:noHBand="0" w:noVBand="1" w:val="04A0"/>
       </w:tblPr>
       <w:tblGrid>
         <w:gridCol w:w="1950"/>
@@ -2256,8 +2256,8 @@
         <w:tc>
           <w:tcPr>
             <w:tcW w:type="dxa" w:w="1232"/>
+            <w:shd w:val="clear" w:color="auto" w:fill="1F3864"/>
             <w:vAlign w:val="center"/>
-            <w:shd w:val="clear" w:color="auto" w:fill="1F3864"/>
           </w:tcPr>
           <w:p>
             <w:pPr>
@@ -2278,8 +2278,8 @@
         <w:tc>
           <w:tcPr>
             <w:tcW w:type="dxa" w:w="1540"/>
+            <w:shd w:val="clear" w:color="auto" w:fill="1F3864"/>
             <w:vAlign w:val="center"/>
-            <w:shd w:val="clear" w:color="auto" w:fill="1F3864"/>
           </w:tcPr>
           <w:p>
             <w:pPr>
@@ -2300,8 +2300,8 @@
         <w:tc>
           <w:tcPr>
             <w:tcW w:type="dxa" w:w="2771"/>
+            <w:shd w:val="clear" w:color="auto" w:fill="1F3864"/>
             <w:vAlign w:val="center"/>
-            <w:shd w:val="clear" w:color="auto" w:fill="1F3864"/>
           </w:tcPr>
           <w:p>
             <w:pPr>
@@ -2322,8 +2322,8 @@
         <w:tc>
           <w:tcPr>
             <w:tcW w:type="dxa" w:w="2156"/>
+            <w:shd w:val="clear" w:color="auto" w:fill="1F3864"/>
             <w:vAlign w:val="center"/>
-            <w:shd w:val="clear" w:color="auto" w:fill="1F3864"/>
           </w:tcPr>
           <w:p>
             <w:pPr>
@@ -2344,8 +2344,8 @@
         <w:tc>
           <w:tcPr>
             <w:tcW w:type="dxa" w:w="2053"/>
+            <w:shd w:val="clear" w:color="auto" w:fill="1F3864"/>
             <w:vAlign w:val="center"/>
-            <w:shd w:val="clear" w:color="auto" w:fill="1F3864"/>
           </w:tcPr>
           <w:p>
             <w:pPr>
@@ -2473,8 +2473,8 @@
         <w:tc>
           <w:tcPr>
             <w:tcW w:type="dxa" w:w="1232"/>
+            <w:shd w:val="clear" w:color="auto" w:fill="F2F5FA"/>
             <w:vAlign w:val="center"/>
-            <w:shd w:val="clear" w:color="auto" w:fill="F2F5FA"/>
           </w:tcPr>
           <w:p>
             <w:pPr>
@@ -2494,8 +2494,8 @@
         <w:tc>
           <w:tcPr>
             <w:tcW w:type="dxa" w:w="1540"/>
+            <w:shd w:val="clear" w:color="auto" w:fill="F2F5FA"/>
             <w:vAlign w:val="center"/>
-            <w:shd w:val="clear" w:color="auto" w:fill="F2F5FA"/>
           </w:tcPr>
           <w:p>
             <w:pPr>
@@ -2515,8 +2515,8 @@
         <w:tc>
           <w:tcPr>
             <w:tcW w:type="dxa" w:w="2771"/>
+            <w:shd w:val="clear" w:color="auto" w:fill="F2F5FA"/>
             <w:vAlign w:val="center"/>
-            <w:shd w:val="clear" w:color="auto" w:fill="F2F5FA"/>
           </w:tcPr>
           <w:p>
             <w:pPr>
@@ -2535,8 +2535,8 @@
         <w:tc>
           <w:tcPr>
             <w:tcW w:type="dxa" w:w="2156"/>
+            <w:shd w:val="clear" w:color="auto" w:fill="F2F5FA"/>
             <w:vAlign w:val="center"/>
-            <w:shd w:val="clear" w:color="auto" w:fill="F2F5FA"/>
           </w:tcPr>
           <w:p>
             <w:pPr>
@@ -2555,8 +2555,8 @@
         <w:tc>
           <w:tcPr>
             <w:tcW w:type="dxa" w:w="2053"/>
+            <w:shd w:val="clear" w:color="auto" w:fill="F2F5FA"/>
             <w:vAlign w:val="center"/>
-            <w:shd w:val="clear" w:color="auto" w:fill="F2F5FA"/>
           </w:tcPr>
           <w:p>
             <w:pPr>
@@ -2682,8 +2682,8 @@
         <w:tc>
           <w:tcPr>
             <w:tcW w:type="dxa" w:w="1232"/>
+            <w:shd w:val="clear" w:color="auto" w:fill="F2F5FA"/>
             <w:vAlign w:val="center"/>
-            <w:shd w:val="clear" w:color="auto" w:fill="F2F5FA"/>
           </w:tcPr>
           <w:p>
             <w:pPr>
@@ -2703,8 +2703,8 @@
         <w:tc>
           <w:tcPr>
             <w:tcW w:type="dxa" w:w="1540"/>
+            <w:shd w:val="clear" w:color="auto" w:fill="F2F5FA"/>
             <w:vAlign w:val="center"/>
-            <w:shd w:val="clear" w:color="auto" w:fill="F2F5FA"/>
           </w:tcPr>
           <w:p>
             <w:pPr>
@@ -2724,8 +2724,8 @@
         <w:tc>
           <w:tcPr>
             <w:tcW w:type="dxa" w:w="2771"/>
+            <w:shd w:val="clear" w:color="auto" w:fill="F2F5FA"/>
             <w:vAlign w:val="center"/>
-            <w:shd w:val="clear" w:color="auto" w:fill="F2F5FA"/>
           </w:tcPr>
           <w:p>
             <w:pPr>
@@ -2744,8 +2744,8 @@
         <w:tc>
           <w:tcPr>
             <w:tcW w:type="dxa" w:w="2156"/>
+            <w:shd w:val="clear" w:color="auto" w:fill="F2F5FA"/>
             <w:vAlign w:val="center"/>
-            <w:shd w:val="clear" w:color="auto" w:fill="F2F5FA"/>
           </w:tcPr>
           <w:p>
             <w:pPr>
@@ -2764,8 +2764,8 @@
         <w:tc>
           <w:tcPr>
             <w:tcW w:type="dxa" w:w="2053"/>
+            <w:shd w:val="clear" w:color="auto" w:fill="F2F5FA"/>
             <w:vAlign w:val="center"/>
-            <w:shd w:val="clear" w:color="auto" w:fill="F2F5FA"/>
           </w:tcPr>
           <w:p>
             <w:pPr>
@@ -2826,13 +2826,13 @@
         <w:tblStyle w:val="TableGrid"/>
         <w:tblW w:type="auto" w:w="0"/>
         <w:tblLayout w:type="fixed"/>
-        <w:tblLook w:firstColumn="1" w:firstRow="1" w:lastColumn="0" w:lastRow="0" w:noHBand="0" w:noVBand="1" w:val="04A0"/>
         <w:tblCellMar>
           <w:top w:w="34" w:type="dxa"/>
           <w:left w:w="68" w:type="dxa"/>
           <w:bottom w:w="34" w:type="dxa"/>
           <w:right w:w="68" w:type="dxa"/>
         </w:tblCellMar>
+        <w:tblLook w:firstColumn="1" w:firstRow="1" w:lastColumn="0" w:lastRow="0" w:noHBand="0" w:noVBand="1" w:val="04A0"/>
       </w:tblPr>
       <w:tblGrid>
         <w:gridCol w:w="1950"/>
@@ -2848,8 +2848,8 @@
         <w:tc>
           <w:tcPr>
             <w:tcW w:type="dxa" w:w="3435"/>
+            <w:shd w:val="clear" w:color="auto" w:fill="1F3864"/>
             <w:vAlign w:val="center"/>
-            <w:shd w:val="clear" w:color="auto" w:fill="1F3864"/>
           </w:tcPr>
           <w:p>
             <w:pPr>
@@ -2870,8 +2870,8 @@
         <w:tc>
           <w:tcPr>
             <w:tcW w:type="dxa" w:w="1551"/>
+            <w:shd w:val="clear" w:color="auto" w:fill="1F3864"/>
             <w:vAlign w:val="center"/>
-            <w:shd w:val="clear" w:color="auto" w:fill="1F3864"/>
           </w:tcPr>
           <w:p>
             <w:pPr>
@@ -2892,8 +2892,8 @@
         <w:tc>
           <w:tcPr>
             <w:tcW w:type="dxa" w:w="1551"/>
+            <w:shd w:val="clear" w:color="auto" w:fill="1F3864"/>
             <w:vAlign w:val="center"/>
-            <w:shd w:val="clear" w:color="auto" w:fill="1F3864"/>
           </w:tcPr>
           <w:p>
             <w:pPr>
@@ -2914,8 +2914,8 @@
         <w:tc>
           <w:tcPr>
             <w:tcW w:type="dxa" w:w="1551"/>
+            <w:shd w:val="clear" w:color="auto" w:fill="1F3864"/>
             <w:vAlign w:val="center"/>
-            <w:shd w:val="clear" w:color="auto" w:fill="1F3864"/>
           </w:tcPr>
           <w:p>
             <w:pPr>
@@ -2936,8 +2936,8 @@
         <w:tc>
           <w:tcPr>
             <w:tcW w:type="dxa" w:w="1662"/>
+            <w:shd w:val="clear" w:color="auto" w:fill="1F3864"/>
             <w:vAlign w:val="center"/>
-            <w:shd w:val="clear" w:color="auto" w:fill="1F3864"/>
           </w:tcPr>
           <w:p>
             <w:pPr>
@@ -3067,8 +3067,8 @@
         <w:tc>
           <w:tcPr>
             <w:tcW w:type="dxa" w:w="3435"/>
+            <w:shd w:val="clear" w:color="auto" w:fill="F2F5FA"/>
             <w:vAlign w:val="center"/>
-            <w:shd w:val="clear" w:color="auto" w:fill="F2F5FA"/>
           </w:tcPr>
           <w:p>
             <w:pPr>
@@ -3087,8 +3087,8 @@
         <w:tc>
           <w:tcPr>
             <w:tcW w:type="dxa" w:w="1551"/>
+            <w:shd w:val="clear" w:color="auto" w:fill="F2F5FA"/>
             <w:vAlign w:val="center"/>
-            <w:shd w:val="clear" w:color="auto" w:fill="F2F5FA"/>
           </w:tcPr>
           <w:p>
             <w:pPr>
@@ -3108,8 +3108,8 @@
         <w:tc>
           <w:tcPr>
             <w:tcW w:type="dxa" w:w="1551"/>
+            <w:shd w:val="clear" w:color="auto" w:fill="F2F5FA"/>
             <w:vAlign w:val="center"/>
-            <w:shd w:val="clear" w:color="auto" w:fill="F2F5FA"/>
           </w:tcPr>
           <w:p>
             <w:pPr>
@@ -3129,8 +3129,8 @@
         <w:tc>
           <w:tcPr>
             <w:tcW w:type="dxa" w:w="1551"/>
+            <w:shd w:val="clear" w:color="auto" w:fill="F2F5FA"/>
             <w:vAlign w:val="center"/>
-            <w:shd w:val="clear" w:color="auto" w:fill="F2F5FA"/>
           </w:tcPr>
           <w:p>
             <w:pPr>
@@ -3150,8 +3150,8 @@
         <w:tc>
           <w:tcPr>
             <w:tcW w:type="dxa" w:w="1662"/>
+            <w:shd w:val="clear" w:color="auto" w:fill="F2F5FA"/>
             <w:vAlign w:val="center"/>
-            <w:shd w:val="clear" w:color="auto" w:fill="F2F5FA"/>
           </w:tcPr>
           <w:p>
             <w:pPr>
@@ -3280,8 +3280,8 @@
         <w:tc>
           <w:tcPr>
             <w:tcW w:type="dxa" w:w="3435"/>
+            <w:shd w:val="clear" w:color="auto" w:fill="F2F5FA"/>
             <w:vAlign w:val="center"/>
-            <w:shd w:val="clear" w:color="auto" w:fill="F2F5FA"/>
           </w:tcPr>
           <w:p>
             <w:pPr>
@@ -3300,8 +3300,8 @@
         <w:tc>
           <w:tcPr>
             <w:tcW w:type="dxa" w:w="1551"/>
+            <w:shd w:val="clear" w:color="auto" w:fill="F2F5FA"/>
             <w:vAlign w:val="center"/>
-            <w:shd w:val="clear" w:color="auto" w:fill="F2F5FA"/>
           </w:tcPr>
           <w:p>
             <w:pPr>
@@ -3321,8 +3321,8 @@
         <w:tc>
           <w:tcPr>
             <w:tcW w:type="dxa" w:w="1551"/>
+            <w:shd w:val="clear" w:color="auto" w:fill="F2F5FA"/>
             <w:vAlign w:val="center"/>
-            <w:shd w:val="clear" w:color="auto" w:fill="F2F5FA"/>
           </w:tcPr>
           <w:p>
             <w:pPr>
@@ -3342,8 +3342,8 @@
         <w:tc>
           <w:tcPr>
             <w:tcW w:type="dxa" w:w="1551"/>
+            <w:shd w:val="clear" w:color="auto" w:fill="F2F5FA"/>
             <w:vAlign w:val="center"/>
-            <w:shd w:val="clear" w:color="auto" w:fill="F2F5FA"/>
           </w:tcPr>
           <w:p>
             <w:pPr>
@@ -3363,8 +3363,8 @@
         <w:tc>
           <w:tcPr>
             <w:tcW w:type="dxa" w:w="1662"/>
+            <w:shd w:val="clear" w:color="auto" w:fill="F2F5FA"/>
             <w:vAlign w:val="center"/>
-            <w:shd w:val="clear" w:color="auto" w:fill="F2F5FA"/>
           </w:tcPr>
           <w:p>
             <w:pPr>
@@ -3493,8 +3493,8 @@
         <w:tc>
           <w:tcPr>
             <w:tcW w:type="dxa" w:w="3435"/>
+            <w:shd w:val="clear" w:color="auto" w:fill="F2F5FA"/>
             <w:vAlign w:val="center"/>
-            <w:shd w:val="clear" w:color="auto" w:fill="F2F5FA"/>
           </w:tcPr>
           <w:p>
             <w:pPr>
@@ -3513,8 +3513,8 @@
         <w:tc>
           <w:tcPr>
             <w:tcW w:type="dxa" w:w="1551"/>
+            <w:shd w:val="clear" w:color="auto" w:fill="F2F5FA"/>
             <w:vAlign w:val="center"/>
-            <w:shd w:val="clear" w:color="auto" w:fill="F2F5FA"/>
           </w:tcPr>
           <w:p>
             <w:pPr>
@@ -3534,8 +3534,8 @@
         <w:tc>
           <w:tcPr>
             <w:tcW w:type="dxa" w:w="1551"/>
+            <w:shd w:val="clear" w:color="auto" w:fill="F2F5FA"/>
             <w:vAlign w:val="center"/>
-            <w:shd w:val="clear" w:color="auto" w:fill="F2F5FA"/>
           </w:tcPr>
           <w:p>
             <w:pPr>
@@ -3555,8 +3555,8 @@
         <w:tc>
           <w:tcPr>
             <w:tcW w:type="dxa" w:w="1551"/>
+            <w:shd w:val="clear" w:color="auto" w:fill="F2F5FA"/>
             <w:vAlign w:val="center"/>
-            <w:shd w:val="clear" w:color="auto" w:fill="F2F5FA"/>
           </w:tcPr>
           <w:p>
             <w:pPr>
@@ -3576,8 +3576,8 @@
         <w:tc>
           <w:tcPr>
             <w:tcW w:type="dxa" w:w="1662"/>
+            <w:shd w:val="clear" w:color="auto" w:fill="F2F5FA"/>
             <w:vAlign w:val="center"/>
-            <w:shd w:val="clear" w:color="auto" w:fill="F2F5FA"/>
           </w:tcPr>
           <w:p>
             <w:pPr>
@@ -3648,13 +3648,13 @@
         <w:tblStyle w:val="TableGrid"/>
         <w:tblW w:type="auto" w:w="0"/>
         <w:tblLayout w:type="fixed"/>
-        <w:tblLook w:firstColumn="1" w:firstRow="1" w:lastColumn="0" w:lastRow="0" w:noHBand="0" w:noVBand="1" w:val="04A0"/>
         <w:tblCellMar>
           <w:top w:w="34" w:type="dxa"/>
           <w:left w:w="68" w:type="dxa"/>
           <w:bottom w:w="34" w:type="dxa"/>
           <w:right w:w="68" w:type="dxa"/>
         </w:tblCellMar>
+        <w:tblLook w:firstColumn="1" w:firstRow="1" w:lastColumn="0" w:lastRow="0" w:noHBand="0" w:noVBand="1" w:val="04A0"/>
       </w:tblPr>
       <w:tblGrid>
         <w:gridCol w:w="2438"/>
@@ -3669,8 +3669,8 @@
         <w:tc>
           <w:tcPr>
             <w:tcW w:type="dxa" w:w="3175"/>
+            <w:shd w:val="clear" w:color="auto" w:fill="1F3864"/>
             <w:vAlign w:val="center"/>
-            <w:shd w:val="clear" w:color="auto" w:fill="1F3864"/>
           </w:tcPr>
           <w:p>
             <w:pPr>
@@ -3691,8 +3691,8 @@
         <w:tc>
           <w:tcPr>
             <w:tcW w:type="dxa" w:w="2154"/>
+            <w:shd w:val="clear" w:color="auto" w:fill="1F3864"/>
             <w:vAlign w:val="center"/>
-            <w:shd w:val="clear" w:color="auto" w:fill="1F3864"/>
           </w:tcPr>
           <w:p>
             <w:pPr>
@@ -3713,8 +3713,8 @@
         <w:tc>
           <w:tcPr>
             <w:tcW w:type="dxa" w:w="2154"/>
+            <w:shd w:val="clear" w:color="auto" w:fill="1F3864"/>
             <w:vAlign w:val="center"/>
-            <w:shd w:val="clear" w:color="auto" w:fill="1F3864"/>
           </w:tcPr>
           <w:p>
             <w:pPr>
@@ -3735,8 +3735,8 @@
         <w:tc>
           <w:tcPr>
             <w:tcW w:type="dxa" w:w="2041"/>
+            <w:shd w:val="clear" w:color="auto" w:fill="1F3864"/>
             <w:vAlign w:val="center"/>
-            <w:shd w:val="clear" w:color="auto" w:fill="1F3864"/>
           </w:tcPr>
           <w:p>
             <w:pPr>
@@ -3846,8 +3846,8 @@
         <w:tc>
           <w:tcPr>
             <w:tcW w:type="dxa" w:w="3175"/>
+            <w:shd w:val="clear" w:color="auto" w:fill="F2F5FA"/>
             <w:vAlign w:val="center"/>
-            <w:shd w:val="clear" w:color="auto" w:fill="F2F5FA"/>
           </w:tcPr>
           <w:p>
             <w:pPr>
@@ -3866,8 +3866,8 @@
         <w:tc>
           <w:tcPr>
             <w:tcW w:type="dxa" w:w="2154"/>
+            <w:shd w:val="clear" w:color="auto" w:fill="F2F5FA"/>
             <w:vAlign w:val="center"/>
-            <w:shd w:val="clear" w:color="auto" w:fill="F2F5FA"/>
           </w:tcPr>
           <w:p>
             <w:pPr>
@@ -3887,8 +3887,8 @@
         <w:tc>
           <w:tcPr>
             <w:tcW w:type="dxa" w:w="2154"/>
+            <w:shd w:val="clear" w:color="auto" w:fill="F2F5FA"/>
             <w:vAlign w:val="center"/>
-            <w:shd w:val="clear" w:color="auto" w:fill="F2F5FA"/>
           </w:tcPr>
           <w:p>
             <w:pPr>
@@ -3908,8 +3908,8 @@
         <w:tc>
           <w:tcPr>
             <w:tcW w:type="dxa" w:w="2041"/>
+            <w:shd w:val="clear" w:color="auto" w:fill="F2F5FA"/>
             <w:vAlign w:val="center"/>
-            <w:shd w:val="clear" w:color="auto" w:fill="F2F5FA"/>
           </w:tcPr>
           <w:p>
             <w:pPr>
@@ -4137,13 +4137,13 @@
         <w:tblStyle w:val="TableGrid"/>
         <w:tblW w:type="auto" w:w="0"/>
         <w:tblLayout w:type="fixed"/>
-        <w:tblLook w:firstColumn="1" w:firstRow="1" w:lastColumn="0" w:lastRow="0" w:noHBand="0" w:noVBand="1" w:val="04A0"/>
         <w:tblCellMar>
           <w:top w:w="34" w:type="dxa"/>
           <w:left w:w="68" w:type="dxa"/>
           <w:bottom w:w="34" w:type="dxa"/>
           <w:right w:w="68" w:type="dxa"/>
         </w:tblCellMar>
+        <w:tblLook w:firstColumn="1" w:firstRow="1" w:lastColumn="0" w:lastRow="0" w:noHBand="0" w:noVBand="1" w:val="04A0"/>
       </w:tblPr>
       <w:tblGrid>
         <w:gridCol w:w="4876"/>
@@ -4156,8 +4156,8 @@
         <w:tc>
           <w:tcPr>
             <w:tcW w:type="dxa" w:w="1928"/>
+            <w:shd w:val="clear" w:color="auto" w:fill="1F3864"/>
             <w:vAlign w:val="center"/>
-            <w:shd w:val="clear" w:color="auto" w:fill="1F3864"/>
           </w:tcPr>
           <w:p>
             <w:pPr>
@@ -4178,8 +4178,8 @@
         <w:tc>
           <w:tcPr>
             <w:tcW w:type="dxa" w:w="7824"/>
+            <w:shd w:val="clear" w:color="auto" w:fill="1F3864"/>
             <w:vAlign w:val="center"/>
-            <w:shd w:val="clear" w:color="auto" w:fill="1F3864"/>
           </w:tcPr>
           <w:p>
             <w:pPr>
@@ -4248,8 +4248,8 @@
         <w:tc>
           <w:tcPr>
             <w:tcW w:type="dxa" w:w="1928"/>
+            <w:shd w:val="clear" w:color="auto" w:fill="F2F5FA"/>
             <w:vAlign w:val="center"/>
-            <w:shd w:val="clear" w:color="auto" w:fill="F2F5FA"/>
           </w:tcPr>
           <w:p>
             <w:pPr>
@@ -4268,8 +4268,8 @@
         <w:tc>
           <w:tcPr>
             <w:tcW w:type="dxa" w:w="7824"/>
+            <w:shd w:val="clear" w:color="auto" w:fill="F2F5FA"/>
             <w:vAlign w:val="center"/>
-            <w:shd w:val="clear" w:color="auto" w:fill="F2F5FA"/>
           </w:tcPr>
           <w:p>
             <w:pPr>
@@ -4336,8 +4336,8 @@
         <w:tc>
           <w:tcPr>
             <w:tcW w:type="dxa" w:w="1928"/>
+            <w:shd w:val="clear" w:color="auto" w:fill="F2F5FA"/>
             <w:vAlign w:val="center"/>
-            <w:shd w:val="clear" w:color="auto" w:fill="F2F5FA"/>
           </w:tcPr>
           <w:p>
             <w:pPr>
@@ -4356,8 +4356,8 @@
         <w:tc>
           <w:tcPr>
             <w:tcW w:type="dxa" w:w="7824"/>
+            <w:shd w:val="clear" w:color="auto" w:fill="F2F5FA"/>
             <w:vAlign w:val="center"/>
-            <w:shd w:val="clear" w:color="auto" w:fill="F2F5FA"/>
           </w:tcPr>
           <w:p>
             <w:pPr>
@@ -4472,13 +4472,13 @@
         <w:tblStyle w:val="TableGrid"/>
         <w:tblW w:type="auto" w:w="0"/>
         <w:tblLayout w:type="fixed"/>
-        <w:tblLook w:firstColumn="1" w:firstRow="1" w:lastColumn="0" w:lastRow="0" w:noHBand="0" w:noVBand="1" w:val="04A0"/>
         <w:tblCellMar>
           <w:top w:w="34" w:type="dxa"/>
           <w:left w:w="68" w:type="dxa"/>
           <w:bottom w:w="34" w:type="dxa"/>
           <w:right w:w="68" w:type="dxa"/>
         </w:tblCellMar>
+        <w:tblLook w:firstColumn="1" w:firstRow="1" w:lastColumn="0" w:lastRow="0" w:noHBand="0" w:noVBand="1" w:val="04A0"/>
       </w:tblPr>
       <w:tblGrid>
         <w:gridCol w:w="2438"/>
@@ -4493,8 +4493,8 @@
         <w:tc>
           <w:tcPr>
             <w:tcW w:type="dxa" w:w="567"/>
+            <w:shd w:val="clear" w:color="auto" w:fill="1F3864"/>
             <w:vAlign w:val="center"/>
-            <w:shd w:val="clear" w:color="auto" w:fill="1F3864"/>
           </w:tcPr>
           <w:p>
             <w:pPr>
@@ -4515,8 +4515,8 @@
         <w:tc>
           <w:tcPr>
             <w:tcW w:type="dxa" w:w="2721"/>
+            <w:shd w:val="clear" w:color="auto" w:fill="1F3864"/>
             <w:vAlign w:val="center"/>
-            <w:shd w:val="clear" w:color="auto" w:fill="1F3864"/>
           </w:tcPr>
           <w:p>
             <w:pPr>
@@ -4537,8 +4537,8 @@
         <w:tc>
           <w:tcPr>
             <w:tcW w:type="dxa" w:w="4195"/>
+            <w:shd w:val="clear" w:color="auto" w:fill="1F3864"/>
             <w:vAlign w:val="center"/>
-            <w:shd w:val="clear" w:color="auto" w:fill="1F3864"/>
           </w:tcPr>
           <w:p>
             <w:pPr>
@@ -4559,8 +4559,8 @@
         <w:tc>
           <w:tcPr>
             <w:tcW w:type="dxa" w:w="1701"/>
+            <w:shd w:val="clear" w:color="auto" w:fill="1F3864"/>
             <w:vAlign w:val="center"/>
-            <w:shd w:val="clear" w:color="auto" w:fill="1F3864"/>
           </w:tcPr>
           <w:p>
             <w:pPr>
@@ -4668,8 +4668,8 @@
         <w:tc>
           <w:tcPr>
             <w:tcW w:type="dxa" w:w="567"/>
+            <w:shd w:val="clear" w:color="auto" w:fill="F2F5FA"/>
             <w:vAlign w:val="center"/>
-            <w:shd w:val="clear" w:color="auto" w:fill="F2F5FA"/>
           </w:tcPr>
           <w:p>
             <w:pPr>
@@ -4689,8 +4689,8 @@
         <w:tc>
           <w:tcPr>
             <w:tcW w:type="dxa" w:w="2721"/>
+            <w:shd w:val="clear" w:color="auto" w:fill="F2F5FA"/>
             <w:vAlign w:val="center"/>
-            <w:shd w:val="clear" w:color="auto" w:fill="F2F5FA"/>
           </w:tcPr>
           <w:p>
             <w:pPr>
@@ -4709,8 +4709,8 @@
         <w:tc>
           <w:tcPr>
             <w:tcW w:type="dxa" w:w="4195"/>
+            <w:shd w:val="clear" w:color="auto" w:fill="F2F5FA"/>
             <w:vAlign w:val="center"/>
-            <w:shd w:val="clear" w:color="auto" w:fill="F2F5FA"/>
           </w:tcPr>
           <w:p>
             <w:pPr>
@@ -4729,8 +4729,8 @@
         <w:tc>
           <w:tcPr>
             <w:tcW w:type="dxa" w:w="1701"/>
+            <w:shd w:val="clear" w:color="auto" w:fill="F2F5FA"/>
             <w:vAlign w:val="center"/>
-            <w:shd w:val="clear" w:color="auto" w:fill="F2F5FA"/>
           </w:tcPr>
           <w:p>
             <w:pPr>
@@ -4836,8 +4836,8 @@
         <w:tc>
           <w:tcPr>
             <w:tcW w:type="dxa" w:w="567"/>
+            <w:shd w:val="clear" w:color="auto" w:fill="F2F5FA"/>
             <w:vAlign w:val="center"/>
-            <w:shd w:val="clear" w:color="auto" w:fill="F2F5FA"/>
           </w:tcPr>
           <w:p>
             <w:pPr>
@@ -4857,8 +4857,8 @@
         <w:tc>
           <w:tcPr>
             <w:tcW w:type="dxa" w:w="2721"/>
+            <w:shd w:val="clear" w:color="auto" w:fill="F2F5FA"/>
             <w:vAlign w:val="center"/>
-            <w:shd w:val="clear" w:color="auto" w:fill="F2F5FA"/>
           </w:tcPr>
           <w:p>
             <w:pPr>
@@ -4877,8 +4877,8 @@
         <w:tc>
           <w:tcPr>
             <w:tcW w:type="dxa" w:w="4195"/>
+            <w:shd w:val="clear" w:color="auto" w:fill="F2F5FA"/>
             <w:vAlign w:val="center"/>
-            <w:shd w:val="clear" w:color="auto" w:fill="F2F5FA"/>
           </w:tcPr>
           <w:p>
             <w:pPr>
@@ -4897,8 +4897,8 @@
         <w:tc>
           <w:tcPr>
             <w:tcW w:type="dxa" w:w="1701"/>
+            <w:shd w:val="clear" w:color="auto" w:fill="F2F5FA"/>
             <w:vAlign w:val="center"/>
-            <w:shd w:val="clear" w:color="auto" w:fill="F2F5FA"/>
           </w:tcPr>
           <w:p>
             <w:pPr>
@@ -4981,13 +4981,13 @@
         <w:tblStyle w:val="TableGrid"/>
         <w:tblW w:type="auto" w:w="0"/>
         <w:tblLayout w:type="fixed"/>
-        <w:tblLook w:firstColumn="1" w:firstRow="1" w:lastColumn="0" w:lastRow="0" w:noHBand="0" w:noVBand="1" w:val="04A0"/>
         <w:tblCellMar>
           <w:top w:w="34" w:type="dxa"/>
           <w:left w:w="68" w:type="dxa"/>
           <w:bottom w:w="34" w:type="dxa"/>
           <w:right w:w="68" w:type="dxa"/>
         </w:tblCellMar>
+        <w:tblLook w:firstColumn="1" w:firstRow="1" w:lastColumn="0" w:lastRow="0" w:noHBand="0" w:noVBand="1" w:val="04A0"/>
       </w:tblPr>
       <w:tblGrid>
         <w:gridCol w:w="2438"/>
@@ -5002,8 +5002,8 @@
         <w:tc>
           <w:tcPr>
             <w:tcW w:type="dxa" w:w="1474"/>
+            <w:shd w:val="clear" w:color="auto" w:fill="1F3864"/>
             <w:vAlign w:val="center"/>
-            <w:shd w:val="clear" w:color="auto" w:fill="1F3864"/>
           </w:tcPr>
           <w:p>
             <w:pPr>
@@ -5024,8 +5024,8 @@
         <w:tc>
           <w:tcPr>
             <w:tcW w:type="dxa" w:w="2835"/>
+            <w:shd w:val="clear" w:color="auto" w:fill="1F3864"/>
             <w:vAlign w:val="center"/>
-            <w:shd w:val="clear" w:color="auto" w:fill="1F3864"/>
           </w:tcPr>
           <w:p>
             <w:pPr>
@@ -5046,8 +5046,8 @@
         <w:tc>
           <w:tcPr>
             <w:tcW w:type="dxa" w:w="2948"/>
+            <w:shd w:val="clear" w:color="auto" w:fill="1F3864"/>
             <w:vAlign w:val="center"/>
-            <w:shd w:val="clear" w:color="auto" w:fill="1F3864"/>
           </w:tcPr>
           <w:p>
             <w:pPr>
@@ -5068,8 +5068,8 @@
         <w:tc>
           <w:tcPr>
             <w:tcW w:type="dxa" w:w="2494"/>
+            <w:shd w:val="clear" w:color="auto" w:fill="1F3864"/>
             <w:vAlign w:val="center"/>
-            <w:shd w:val="clear" w:color="auto" w:fill="1F3864"/>
           </w:tcPr>
           <w:p>
             <w:pPr>
@@ -5177,8 +5177,8 @@
         <w:tc>
           <w:tcPr>
             <w:tcW w:type="dxa" w:w="1474"/>
+            <w:shd w:val="clear" w:color="auto" w:fill="F2F5FA"/>
             <w:vAlign w:val="center"/>
-            <w:shd w:val="clear" w:color="auto" w:fill="F2F5FA"/>
           </w:tcPr>
           <w:p>
             <w:pPr>
@@ -5198,8 +5198,8 @@
         <w:tc>
           <w:tcPr>
             <w:tcW w:type="dxa" w:w="2835"/>
+            <w:shd w:val="clear" w:color="auto" w:fill="F2F5FA"/>
             <w:vAlign w:val="center"/>
-            <w:shd w:val="clear" w:color="auto" w:fill="F2F5FA"/>
           </w:tcPr>
           <w:p>
             <w:pPr>
@@ -5218,8 +5218,8 @@
         <w:tc>
           <w:tcPr>
             <w:tcW w:type="dxa" w:w="2948"/>
+            <w:shd w:val="clear" w:color="auto" w:fill="F2F5FA"/>
             <w:vAlign w:val="center"/>
-            <w:shd w:val="clear" w:color="auto" w:fill="F2F5FA"/>
           </w:tcPr>
           <w:p>
             <w:pPr>
@@ -5238,8 +5238,8 @@
         <w:tc>
           <w:tcPr>
             <w:tcW w:type="dxa" w:w="2494"/>
+            <w:shd w:val="clear" w:color="auto" w:fill="F2F5FA"/>
             <w:vAlign w:val="center"/>
-            <w:shd w:val="clear" w:color="auto" w:fill="F2F5FA"/>
           </w:tcPr>
           <w:p>
             <w:pPr>
@@ -5347,8 +5347,8 @@
         <w:tc>
           <w:tcPr>
             <w:tcW w:type="dxa" w:w="1474"/>
+            <w:shd w:val="clear" w:color="auto" w:fill="F2F5FA"/>
             <w:vAlign w:val="center"/>
-            <w:shd w:val="clear" w:color="auto" w:fill="F2F5FA"/>
           </w:tcPr>
           <w:p>
             <w:pPr>
@@ -5368,8 +5368,8 @@
         <w:tc>
           <w:tcPr>
             <w:tcW w:type="dxa" w:w="2835"/>
+            <w:shd w:val="clear" w:color="auto" w:fill="F2F5FA"/>
             <w:vAlign w:val="center"/>
-            <w:shd w:val="clear" w:color="auto" w:fill="F2F5FA"/>
           </w:tcPr>
           <w:p>
             <w:pPr>
@@ -5388,8 +5388,8 @@
         <w:tc>
           <w:tcPr>
             <w:tcW w:type="dxa" w:w="2948"/>
+            <w:shd w:val="clear" w:color="auto" w:fill="F2F5FA"/>
             <w:vAlign w:val="center"/>
-            <w:shd w:val="clear" w:color="auto" w:fill="F2F5FA"/>
           </w:tcPr>
           <w:p>
             <w:pPr>
@@ -5408,8 +5408,8 @@
         <w:tc>
           <w:tcPr>
             <w:tcW w:type="dxa" w:w="2494"/>
+            <w:shd w:val="clear" w:color="auto" w:fill="F2F5FA"/>
             <w:vAlign w:val="center"/>
-            <w:shd w:val="clear" w:color="auto" w:fill="F2F5FA"/>
           </w:tcPr>
           <w:p>
             <w:pPr>
@@ -5519,8 +5519,8 @@
         <w:tc>
           <w:tcPr>
             <w:tcW w:type="dxa" w:w="1474"/>
+            <w:shd w:val="clear" w:color="auto" w:fill="F2F5FA"/>
             <w:vAlign w:val="center"/>
-            <w:shd w:val="clear" w:color="auto" w:fill="F2F5FA"/>
           </w:tcPr>
           <w:p>
             <w:pPr>
@@ -5540,8 +5540,8 @@
         <w:tc>
           <w:tcPr>
             <w:tcW w:type="dxa" w:w="2835"/>
+            <w:shd w:val="clear" w:color="auto" w:fill="F2F5FA"/>
             <w:vAlign w:val="center"/>
-            <w:shd w:val="clear" w:color="auto" w:fill="F2F5FA"/>
           </w:tcPr>
           <w:p>
             <w:pPr>
@@ -5560,8 +5560,8 @@
         <w:tc>
           <w:tcPr>
             <w:tcW w:type="dxa" w:w="2948"/>
+            <w:shd w:val="clear" w:color="auto" w:fill="F2F5FA"/>
             <w:vAlign w:val="center"/>
-            <w:shd w:val="clear" w:color="auto" w:fill="F2F5FA"/>
           </w:tcPr>
           <w:p>
             <w:pPr>
@@ -5580,8 +5580,8 @@
         <w:tc>
           <w:tcPr>
             <w:tcW w:type="dxa" w:w="2494"/>
+            <w:shd w:val="clear" w:color="auto" w:fill="F2F5FA"/>
             <w:vAlign w:val="center"/>
-            <w:shd w:val="clear" w:color="auto" w:fill="F2F5FA"/>
           </w:tcPr>
           <w:p>
             <w:pPr>
@@ -5689,8 +5689,8 @@
         <w:tc>
           <w:tcPr>
             <w:tcW w:type="dxa" w:w="1474"/>
+            <w:shd w:val="clear" w:color="auto" w:fill="F2F5FA"/>
             <w:vAlign w:val="center"/>
-            <w:shd w:val="clear" w:color="auto" w:fill="F2F5FA"/>
           </w:tcPr>
           <w:p>
             <w:pPr>
@@ -5710,8 +5710,8 @@
         <w:tc>
           <w:tcPr>
             <w:tcW w:type="dxa" w:w="2835"/>
+            <w:shd w:val="clear" w:color="auto" w:fill="F2F5FA"/>
             <w:vAlign w:val="center"/>
-            <w:shd w:val="clear" w:color="auto" w:fill="F2F5FA"/>
           </w:tcPr>
           <w:p>
             <w:pPr>
@@ -5730,8 +5730,8 @@
         <w:tc>
           <w:tcPr>
             <w:tcW w:type="dxa" w:w="2948"/>
+            <w:shd w:val="clear" w:color="auto" w:fill="F2F5FA"/>
             <w:vAlign w:val="center"/>
-            <w:shd w:val="clear" w:color="auto" w:fill="F2F5FA"/>
           </w:tcPr>
           <w:p>
             <w:pPr>
@@ -5750,8 +5750,8 @@
         <w:tc>
           <w:tcPr>
             <w:tcW w:type="dxa" w:w="2494"/>
+            <w:shd w:val="clear" w:color="auto" w:fill="F2F5FA"/>
             <w:vAlign w:val="center"/>
-            <w:shd w:val="clear" w:color="auto" w:fill="F2F5FA"/>
           </w:tcPr>
           <w:p>
             <w:pPr>
@@ -5861,8 +5861,8 @@
         <w:tc>
           <w:tcPr>
             <w:tcW w:type="dxa" w:w="1474"/>
+            <w:shd w:val="clear" w:color="auto" w:fill="F2F5FA"/>
             <w:vAlign w:val="center"/>
-            <w:shd w:val="clear" w:color="auto" w:fill="F2F5FA"/>
           </w:tcPr>
           <w:p>
             <w:pPr>
@@ -5882,8 +5882,8 @@
         <w:tc>
           <w:tcPr>
             <w:tcW w:type="dxa" w:w="2835"/>
+            <w:shd w:val="clear" w:color="auto" w:fill="F2F5FA"/>
             <w:vAlign w:val="center"/>
-            <w:shd w:val="clear" w:color="auto" w:fill="F2F5FA"/>
           </w:tcPr>
           <w:p>
             <w:pPr>
@@ -5902,8 +5902,8 @@
         <w:tc>
           <w:tcPr>
             <w:tcW w:type="dxa" w:w="2948"/>
+            <w:shd w:val="clear" w:color="auto" w:fill="F2F5FA"/>
             <w:vAlign w:val="center"/>
-            <w:shd w:val="clear" w:color="auto" w:fill="F2F5FA"/>
           </w:tcPr>
           <w:p>
             <w:pPr>
@@ -5922,8 +5922,8 @@
         <w:tc>
           <w:tcPr>
             <w:tcW w:type="dxa" w:w="2494"/>
+            <w:shd w:val="clear" w:color="auto" w:fill="F2F5FA"/>
             <w:vAlign w:val="center"/>
-            <w:shd w:val="clear" w:color="auto" w:fill="F2F5FA"/>
           </w:tcPr>
           <w:p>
             <w:pPr>
@@ -6012,13 +6012,13 @@
         <w:tblStyle w:val="TableGrid"/>
         <w:tblW w:type="auto" w:w="0"/>
         <w:tblLayout w:type="fixed"/>
-        <w:tblLook w:firstColumn="1" w:firstRow="1" w:lastColumn="0" w:lastRow="0" w:noHBand="0" w:noVBand="1" w:val="04A0"/>
         <w:tblCellMar>
           <w:top w:w="34" w:type="dxa"/>
           <w:left w:w="68" w:type="dxa"/>
           <w:bottom w:w="34" w:type="dxa"/>
           <w:right w:w="68" w:type="dxa"/>
         </w:tblCellMar>
+        <w:tblLook w:firstColumn="1" w:firstRow="1" w:lastColumn="0" w:lastRow="0" w:noHBand="0" w:noVBand="1" w:val="04A0"/>
       </w:tblPr>
       <w:tblGrid>
         <w:gridCol w:w="1950"/>
@@ -6034,8 +6034,8 @@
         <w:tc>
           <w:tcPr>
             <w:tcW w:type="dxa" w:w="560"/>
+            <w:shd w:val="clear" w:color="auto" w:fill="1F3864"/>
             <w:vAlign w:val="center"/>
-            <w:shd w:val="clear" w:color="auto" w:fill="1F3864"/>
           </w:tcPr>
           <w:p>
             <w:pPr>
@@ -6056,8 +6056,8 @@
         <w:tc>
           <w:tcPr>
             <w:tcW w:type="dxa" w:w="2242"/>
+            <w:shd w:val="clear" w:color="auto" w:fill="1F3864"/>
             <w:vAlign w:val="center"/>
-            <w:shd w:val="clear" w:color="auto" w:fill="1F3864"/>
           </w:tcPr>
           <w:p>
             <w:pPr>
@@ -6078,8 +6078,8 @@
         <w:tc>
           <w:tcPr>
             <w:tcW w:type="dxa" w:w="3923"/>
+            <w:shd w:val="clear" w:color="auto" w:fill="1F3864"/>
             <w:vAlign w:val="center"/>
-            <w:shd w:val="clear" w:color="auto" w:fill="1F3864"/>
           </w:tcPr>
           <w:p>
             <w:pPr>
@@ -6100,8 +6100,8 @@
         <w:tc>
           <w:tcPr>
             <w:tcW w:type="dxa" w:w="1345"/>
+            <w:shd w:val="clear" w:color="auto" w:fill="1F3864"/>
             <w:vAlign w:val="center"/>
-            <w:shd w:val="clear" w:color="auto" w:fill="1F3864"/>
           </w:tcPr>
           <w:p>
             <w:pPr>
@@ -6122,8 +6122,8 @@
         <w:tc>
           <w:tcPr>
             <w:tcW w:type="dxa" w:w="1681"/>
+            <w:shd w:val="clear" w:color="auto" w:fill="1F3864"/>
             <w:vAlign w:val="center"/>
-            <w:shd w:val="clear" w:color="auto" w:fill="1F3864"/>
           </w:tcPr>
           <w:p>
             <w:pPr>
@@ -6251,8 +6251,8 @@
         <w:tc>
           <w:tcPr>
             <w:tcW w:type="dxa" w:w="560"/>
+            <w:shd w:val="clear" w:color="auto" w:fill="F2F5FA"/>
             <w:vAlign w:val="center"/>
-            <w:shd w:val="clear" w:color="auto" w:fill="F2F5FA"/>
           </w:tcPr>
           <w:p>
             <w:pPr>
@@ -6272,8 +6272,8 @@
         <w:tc>
           <w:tcPr>
             <w:tcW w:type="dxa" w:w="2242"/>
+            <w:shd w:val="clear" w:color="auto" w:fill="F2F5FA"/>
             <w:vAlign w:val="center"/>
-            <w:shd w:val="clear" w:color="auto" w:fill="F2F5FA"/>
           </w:tcPr>
           <w:p>
             <w:pPr>
@@ -6292,8 +6292,8 @@
         <w:tc>
           <w:tcPr>
             <w:tcW w:type="dxa" w:w="3923"/>
+            <w:shd w:val="clear" w:color="auto" w:fill="F2F5FA"/>
             <w:vAlign w:val="center"/>
-            <w:shd w:val="clear" w:color="auto" w:fill="F2F5FA"/>
           </w:tcPr>
           <w:p>
             <w:pPr>
@@ -6312,8 +6312,8 @@
         <w:tc>
           <w:tcPr>
             <w:tcW w:type="dxa" w:w="1345"/>
+            <w:shd w:val="clear" w:color="auto" w:fill="F2F5FA"/>
             <w:vAlign w:val="center"/>
-            <w:shd w:val="clear" w:color="auto" w:fill="F2F5FA"/>
           </w:tcPr>
           <w:p>
             <w:pPr>
@@ -6333,8 +6333,8 @@
         <w:tc>
           <w:tcPr>
             <w:tcW w:type="dxa" w:w="1681"/>
+            <w:shd w:val="clear" w:color="auto" w:fill="F2F5FA"/>
             <w:vAlign w:val="center"/>
-            <w:shd w:val="clear" w:color="auto" w:fill="F2F5FA"/>
           </w:tcPr>
           <w:p>
             <w:pPr>
@@ -6460,8 +6460,8 @@
         <w:tc>
           <w:tcPr>
             <w:tcW w:type="dxa" w:w="560"/>
+            <w:shd w:val="clear" w:color="auto" w:fill="F2F5FA"/>
             <w:vAlign w:val="center"/>
-            <w:shd w:val="clear" w:color="auto" w:fill="F2F5FA"/>
           </w:tcPr>
           <w:p>
             <w:pPr>
@@ -6481,8 +6481,8 @@
         <w:tc>
           <w:tcPr>
             <w:tcW w:type="dxa" w:w="2242"/>
+            <w:shd w:val="clear" w:color="auto" w:fill="F2F5FA"/>
             <w:vAlign w:val="center"/>
-            <w:shd w:val="clear" w:color="auto" w:fill="F2F5FA"/>
           </w:tcPr>
           <w:p>
             <w:pPr>
@@ -6501,8 +6501,8 @@
         <w:tc>
           <w:tcPr>
             <w:tcW w:type="dxa" w:w="3923"/>
+            <w:shd w:val="clear" w:color="auto" w:fill="F2F5FA"/>
             <w:vAlign w:val="center"/>
-            <w:shd w:val="clear" w:color="auto" w:fill="F2F5FA"/>
           </w:tcPr>
           <w:p>
             <w:pPr>
@@ -6521,8 +6521,8 @@
         <w:tc>
           <w:tcPr>
             <w:tcW w:type="dxa" w:w="1345"/>
+            <w:shd w:val="clear" w:color="auto" w:fill="F2F5FA"/>
             <w:vAlign w:val="center"/>
-            <w:shd w:val="clear" w:color="auto" w:fill="F2F5FA"/>
           </w:tcPr>
           <w:p>
             <w:pPr>
@@ -6542,8 +6542,8 @@
         <w:tc>
           <w:tcPr>
             <w:tcW w:type="dxa" w:w="1681"/>
+            <w:shd w:val="clear" w:color="auto" w:fill="F2F5FA"/>
             <w:vAlign w:val="center"/>
-            <w:shd w:val="clear" w:color="auto" w:fill="F2F5FA"/>
           </w:tcPr>
           <w:p>
             <w:pPr>
@@ -6669,8 +6669,8 @@
         <w:tc>
           <w:tcPr>
             <w:tcW w:type="dxa" w:w="560"/>
+            <w:shd w:val="clear" w:color="auto" w:fill="F2F5FA"/>
             <w:vAlign w:val="center"/>
-            <w:shd w:val="clear" w:color="auto" w:fill="F2F5FA"/>
           </w:tcPr>
           <w:p>
             <w:pPr>
@@ -6690,8 +6690,8 @@
         <w:tc>
           <w:tcPr>
             <w:tcW w:type="dxa" w:w="2242"/>
+            <w:shd w:val="clear" w:color="auto" w:fill="F2F5FA"/>
             <w:vAlign w:val="center"/>
-            <w:shd w:val="clear" w:color="auto" w:fill="F2F5FA"/>
           </w:tcPr>
           <w:p>
             <w:pPr>
@@ -6710,8 +6710,8 @@
         <w:tc>
           <w:tcPr>
             <w:tcW w:type="dxa" w:w="3923"/>
+            <w:shd w:val="clear" w:color="auto" w:fill="F2F5FA"/>
             <w:vAlign w:val="center"/>
-            <w:shd w:val="clear" w:color="auto" w:fill="F2F5FA"/>
           </w:tcPr>
           <w:p>
             <w:pPr>
@@ -6730,8 +6730,8 @@
         <w:tc>
           <w:tcPr>
             <w:tcW w:type="dxa" w:w="1345"/>
+            <w:shd w:val="clear" w:color="auto" w:fill="F2F5FA"/>
             <w:vAlign w:val="center"/>
-            <w:shd w:val="clear" w:color="auto" w:fill="F2F5FA"/>
           </w:tcPr>
           <w:p>
             <w:pPr>
@@ -6751,8 +6751,8 @@
         <w:tc>
           <w:tcPr>
             <w:tcW w:type="dxa" w:w="1681"/>
+            <w:shd w:val="clear" w:color="auto" w:fill="F2F5FA"/>
             <w:vAlign w:val="center"/>
-            <w:shd w:val="clear" w:color="auto" w:fill="F2F5FA"/>
           </w:tcPr>
           <w:p>
             <w:pPr>

--- a/output/第10期計画_構成町の意見への回答と工程の前倒し案.docx
+++ b/output/第10期計画_構成町の意見への回答と工程の前倒し案.docx
@@ -3626,7 +3626,7 @@
           <w:rFonts w:ascii="游ゴシック" w:hAnsi="游ゴシック" w:eastAsia="游ゴシック"/>
           <w:sz w:val="18"/>
         </w:rPr>
-        <w:t>※ 上表は3町計です。町別への按分は広域連合の規約によるため、受託者では算定できません。按分の方法をご教示いただければ町別の概算までお示しします。これがないと、美瑛町の予算編成にそのまま使える形になりません。第1次概算までにご教示をお願いします。</w:t>
+        <w:t>※ 上表は3町計です。町別への按分は広域連合の規約によるため、受託者では算定できません。按分の方法をご教示いただければ町別の概算までお示しします。これがないと、美瑛町の予算編成にそのまま使える形になりません。第1次概算までにご教示をお願いします。ご教示がない場合は、3町計の概算のみをお示しします（確認事項No.82）。</w:t>
       </w:r>
     </w:p>
     <w:p>
@@ -3640,7 +3640,7 @@
           <w:b/>
           <w:sz w:val="20"/>
         </w:rPr>
-        <w:t>表6　参考　保険料基準額の暫定算定（3町計）</w:t>
+        <w:t>表6　参考　保険料基準額の暫定算定（3町計・令和8年9月9日時点）</w:t>
       </w:r>
     </w:p>
     <w:tbl>
@@ -4030,7 +4030,7 @@
           <w:rFonts w:ascii="游ゴシック" w:hAnsi="游ゴシック" w:eastAsia="游ゴシック"/>
           <w:sz w:val="18"/>
         </w:rPr>
-        <w:t>※ 保険料基準額は基金取崩0円・予定収納率99.0％の自然体試算です。基金の取崩額をどう置くかで月額は動きます。取崩シナリオ5件を「将来推計 第3段階」07シートに算定しています。</w:t>
+        <w:t>※ 保険料基準額は基金取崩0円・予定収納率99.0％の自然体試算です。基金の取崩額をどう置くかで月額は動きます。取崩シナリオ5件を「将来推計 第3段階」07シートに算定しています。上表は本回答の時点（令和8年9月9日）の暫定算定です。その後の算定による値は「サービス見込量の算定」によります。</w:t>
       </w:r>
     </w:p>
     <w:p>

--- a/output/第10期計画_構成町の意見への回答と工程の前倒し案.docx
+++ b/output/第10期計画_構成町の意見への回答と工程の前倒し案.docx
@@ -5297,7 +5297,7 @@
                 <w:b w:val="0"/>
                 <w:sz w:val="19"/>
               </w:rPr>
-              <w:t>サービス見込量 第1次概算の作成</w:t>
+              <w:t>サービス見込量の算定の作成</w:t>
             </w:r>
           </w:p>
         </w:tc>
@@ -5335,7 +5335,7 @@
                 <w:b w:val="0"/>
                 <w:sz w:val="19"/>
               </w:rPr>
-              <w:t>サービス見込量 第1次概算</w:t>
+              <w:t>サービス見込量の算定</w:t>
             </w:r>
           </w:p>
         </w:tc>
@@ -6239,7 +6239,7 @@
                 <w:b w:val="0"/>
                 <w:sz w:val="19"/>
               </w:rPr>
-              <w:t>サービス見込量 第1次概算の町別の値</w:t>
+              <w:t>サービス見込量の算定の町別の値</w:t>
             </w:r>
           </w:p>
         </w:tc>
